--- a/static/Жилые_Комплексы/ЖК_Бахор/contract_template.docx
+++ b/static/Жилые_Комплексы/ЖК_Бахор/contract_template.docx
@@ -298,7 +298,7 @@
                           </w:p>
                         </w:txbxContent>
                       </wps:txbx>
-                      <wps:bodyPr wrap="square" lIns="45719" tIns="45719" rIns="45719" bIns="45719" numCol="1" anchor="t">
+                      <wps:bodyPr wrap="square" lIns="45718" tIns="45718" rIns="45718" bIns="45718" numCol="1" anchor="t">
                         <a:noAutofit/>
                       </wps:bodyPr>
                     </wps:wsp>
@@ -509,24 +509,10 @@
                               </w:rPr>
                               <w:t xml:space="preserve">                                                                                                           </w:t>
                             </w:r>
-                            <w:r>
-                              <w:rPr>
-                                <w:b w:val="1"/>
-                                <w:bCs w:val="1"/>
-                                <w:outline w:val="0"/>
-                                <w:color w:val="1f1f1f"/>
-                                <w:u w:color="1f1f1f"/>
-                                <w14:textFill>
-                                  <w14:solidFill>
-                                    <w14:srgbClr w14:val="1F1F1F"/>
-                                  </w14:solidFill>
-                                </w14:textFill>
-                              </w:rPr>
-                            </w:r>
                           </w:p>
                         </w:txbxContent>
                       </wps:txbx>
-                      <wps:bodyPr wrap="square" lIns="45719" tIns="45719" rIns="45719" bIns="45719" numCol="1" anchor="t">
+                      <wps:bodyPr wrap="square" lIns="45718" tIns="45718" rIns="45718" bIns="45718" numCol="1" anchor="t">
                         <a:noAutofit/>
                       </wps:bodyPr>
                     </wps:wsp>
@@ -620,20 +606,6 @@
                         </w:rPr>
                         <w:t xml:space="preserve">                                                                                                           </w:t>
                       </w:r>
-                      <w:r>
-                        <w:rPr>
-                          <w:b w:val="1"/>
-                          <w:bCs w:val="1"/>
-                          <w:outline w:val="0"/>
-                          <w:color w:val="1f1f1f"/>
-                          <w:u w:color="1f1f1f"/>
-                          <w14:textFill>
-                            <w14:solidFill>
-                              <w14:srgbClr w14:val="1F1F1F"/>
-                            </w14:solidFill>
-                          </w14:textFill>
-                        </w:rPr>
-                      </w:r>
                     </w:p>
                   </w:txbxContent>
                 </v:textbox>
@@ -8814,12 +8786,12 @@
               <wp:anchor distT="80010" distB="80010" distL="80010" distR="80010" simplePos="0" relativeHeight="251659264" behindDoc="0" locked="0" layoutInCell="1" allowOverlap="1">
                 <wp:simplePos x="0" y="0"/>
                 <wp:positionH relativeFrom="column">
-                  <wp:posOffset>38099</wp:posOffset>
+                  <wp:posOffset>38098</wp:posOffset>
                 </wp:positionH>
                 <wp:positionV relativeFrom="line">
                   <wp:posOffset>304800</wp:posOffset>
                 </wp:positionV>
-                <wp:extent cx="3013711" cy="2620074"/>
+                <wp:extent cx="3013712" cy="2620074"/>
                 <wp:effectExtent l="0" t="0" r="0" b="0"/>
                 <wp:wrapSquare wrapText="bothSides" distL="80010" distR="80010" distT="80010" distB="80010"/>
                 <wp:docPr id="1073741828" name="officeArt object" descr="Надпись 2"/>
@@ -8831,7 +8803,7 @@
                       <wps:spPr>
                         <a:xfrm>
                           <a:off x="0" y="0"/>
-                          <a:ext cx="3013711" cy="2620074"/>
+                          <a:ext cx="3013712" cy="2620074"/>
                         </a:xfrm>
                         <a:prstGeom prst="rect">
                           <a:avLst/>
@@ -9135,7 +9107,7 @@
                           </w:p>
                         </w:txbxContent>
                       </wps:txbx>
-                      <wps:bodyPr wrap="square" lIns="45719" tIns="45719" rIns="45719" bIns="45719" numCol="1" anchor="t">
+                      <wps:bodyPr wrap="square" lIns="45718" tIns="45718" rIns="45718" bIns="45718" numCol="1" anchor="t">
                         <a:noAutofit/>
                       </wps:bodyPr>
                     </wps:wsp>
@@ -9454,12 +9426,12 @@
               <wp:anchor distT="80010" distB="80010" distL="80010" distR="80010" simplePos="0" relativeHeight="251661312" behindDoc="0" locked="0" layoutInCell="1" allowOverlap="1">
                 <wp:simplePos x="0" y="0"/>
                 <wp:positionH relativeFrom="column">
-                  <wp:posOffset>38099</wp:posOffset>
+                  <wp:posOffset>38098</wp:posOffset>
                 </wp:positionH>
                 <wp:positionV relativeFrom="line">
-                  <wp:posOffset>3307080</wp:posOffset>
+                  <wp:posOffset>3307079</wp:posOffset>
                 </wp:positionV>
-                <wp:extent cx="3013711" cy="225708"/>
+                <wp:extent cx="3013712" cy="225709"/>
                 <wp:effectExtent l="0" t="0" r="0" b="0"/>
                 <wp:wrapSquare wrapText="bothSides" distL="80010" distR="80010" distT="80010" distB="80010"/>
                 <wp:docPr id="1073741829" name="officeArt object" descr="Надпись 2"/>
@@ -9471,7 +9443,7 @@
                       <wps:spPr>
                         <a:xfrm>
                           <a:off x="0" y="0"/>
-                          <a:ext cx="3013711" cy="225708"/>
+                          <a:ext cx="3013712" cy="225709"/>
                         </a:xfrm>
                         <a:prstGeom prst="rect">
                           <a:avLst/>
@@ -9533,7 +9505,7 @@
                           </w:p>
                         </w:txbxContent>
                       </wps:txbx>
-                      <wps:bodyPr wrap="square" lIns="45719" tIns="45719" rIns="45719" bIns="45719" numCol="1" anchor="t">
+                      <wps:bodyPr wrap="square" lIns="45718" tIns="45718" rIns="45718" bIns="45718" numCol="1" anchor="t">
                         <a:noAutofit/>
                       </wps:bodyPr>
                     </wps:wsp>
@@ -9613,9 +9585,9 @@
                   <wp:posOffset>3478529</wp:posOffset>
                 </wp:positionH>
                 <wp:positionV relativeFrom="line">
-                  <wp:posOffset>3326130</wp:posOffset>
+                  <wp:posOffset>3326129</wp:posOffset>
                 </wp:positionV>
-                <wp:extent cx="3486150" cy="225708"/>
+                <wp:extent cx="3486150" cy="225709"/>
                 <wp:effectExtent l="0" t="0" r="0" b="0"/>
                 <wp:wrapSquare wrapText="bothSides" distL="80010" distR="80010" distT="80010" distB="80010"/>
                 <wp:docPr id="1073741830" name="officeArt object" descr="Надпись 2"/>
@@ -9627,7 +9599,7 @@
                       <wps:spPr>
                         <a:xfrm>
                           <a:off x="0" y="0"/>
-                          <a:ext cx="3486150" cy="225708"/>
+                          <a:ext cx="3486150" cy="225709"/>
                         </a:xfrm>
                         <a:prstGeom prst="rect">
                           <a:avLst/>
@@ -9731,7 +9703,7 @@
                           </w:p>
                         </w:txbxContent>
                       </wps:txbx>
-                      <wps:bodyPr wrap="square" lIns="45719" tIns="45719" rIns="45719" bIns="45719" numCol="1" anchor="t">
+                      <wps:bodyPr wrap="square" lIns="45718" tIns="45718" rIns="45718" bIns="45718" numCol="1" anchor="t">
                         <a:noAutofit/>
                       </wps:bodyPr>
                     </wps:wsp>
@@ -9848,12 +9820,12 @@
               <wp:anchor distT="80010" distB="80010" distL="80010" distR="80010" simplePos="0" relativeHeight="251660288" behindDoc="0" locked="0" layoutInCell="1" allowOverlap="1">
                 <wp:simplePos x="0" y="0"/>
                 <wp:positionH relativeFrom="column">
-                  <wp:posOffset>3524249</wp:posOffset>
+                  <wp:posOffset>3524248</wp:posOffset>
                 </wp:positionH>
                 <wp:positionV relativeFrom="line">
-                  <wp:posOffset>304799</wp:posOffset>
+                  <wp:posOffset>304798</wp:posOffset>
                 </wp:positionV>
-                <wp:extent cx="3394711" cy="2854961"/>
+                <wp:extent cx="3394712" cy="2854962"/>
                 <wp:effectExtent l="0" t="0" r="0" b="0"/>
                 <wp:wrapSquare wrapText="bothSides" distL="80010" distR="80010" distT="80010" distB="80010"/>
                 <wp:docPr id="1073741831" name="officeArt object" descr="Надпись 2"/>
@@ -9865,7 +9837,7 @@
                       <wps:spPr>
                         <a:xfrm>
                           <a:off x="0" y="0"/>
-                          <a:ext cx="3394711" cy="2854961"/>
+                          <a:ext cx="3394712" cy="2854962"/>
                         </a:xfrm>
                         <a:prstGeom prst="rect">
                           <a:avLst/>
@@ -10330,7 +10302,7 @@
                           </w:p>
                         </w:txbxContent>
                       </wps:txbx>
-                      <wps:bodyPr wrap="square" lIns="45719" tIns="45719" rIns="45719" bIns="45719" numCol="1" anchor="t">
+                      <wps:bodyPr wrap="square" lIns="45718" tIns="45718" rIns="45718" bIns="45718" numCol="1" anchor="t">
                         <a:noAutofit/>
                       </wps:bodyPr>
                     </wps:wsp>
@@ -11614,12 +11586,12 @@
               <wp:anchor distT="80010" distB="80010" distL="80010" distR="80010" simplePos="0" relativeHeight="251664384" behindDoc="0" locked="0" layoutInCell="1" allowOverlap="1">
                 <wp:simplePos x="0" y="0"/>
                 <wp:positionH relativeFrom="column">
-                  <wp:posOffset>3541394</wp:posOffset>
+                  <wp:posOffset>3541393</wp:posOffset>
                 </wp:positionH>
                 <wp:positionV relativeFrom="line">
-                  <wp:posOffset>1654809</wp:posOffset>
+                  <wp:posOffset>1654808</wp:posOffset>
                 </wp:positionV>
-                <wp:extent cx="3394711" cy="2854961"/>
+                <wp:extent cx="3394712" cy="2854962"/>
                 <wp:effectExtent l="0" t="0" r="0" b="0"/>
                 <wp:wrapSquare wrapText="bothSides" distL="80010" distR="80010" distT="80010" distB="80010"/>
                 <wp:docPr id="1073741832" name="officeArt object" descr="Надпись 6"/>
@@ -11631,7 +11603,7 @@
                       <wps:spPr>
                         <a:xfrm>
                           <a:off x="0" y="0"/>
-                          <a:ext cx="3394711" cy="2854961"/>
+                          <a:ext cx="3394712" cy="2854962"/>
                         </a:xfrm>
                         <a:prstGeom prst="rect">
                           <a:avLst/>
@@ -12095,7 +12067,7 @@
                           </w:p>
                         </w:txbxContent>
                       </wps:txbx>
-                      <wps:bodyPr wrap="square" lIns="45719" tIns="45719" rIns="45719" bIns="45719" numCol="1" anchor="t">
+                      <wps:bodyPr wrap="square" lIns="45718" tIns="45718" rIns="45718" bIns="45718" numCol="1" anchor="t">
                         <a:noAutofit/>
                       </wps:bodyPr>
                     </wps:wsp>
@@ -12106,7 +12078,7 @@
           </mc:Choice>
           <mc:Fallback>
             <w:pict>
-              <v:shape id="_x0000_s1032" type="#_x0000_t202" style="visibility:visible;position:absolute;margin-left:278.9pt;margin-top:130.3pt;width:267.3pt;height:224.8pt;z-index:251664384;mso-position-horizontal:absolute;mso-position-horizontal-relative:text;mso-position-vertical:absolute;mso-position-vertical-relative:line;mso-wrap-distance-left:6.3pt;mso-wrap-distance-top:6.3pt;mso-wrap-distance-right:6.3pt;mso-wrap-distance-bottom:6.3pt;">
+              <v:shape id="_x0000_s1032" type="#_x0000_t202" style="visibility:visible;position:absolute;margin-left:278.8pt;margin-top:130.3pt;width:267.3pt;height:224.8pt;z-index:251664384;mso-position-horizontal:absolute;mso-position-horizontal-relative:text;mso-position-vertical:absolute;mso-position-vertical-relative:line;mso-wrap-distance-left:6.3pt;mso-wrap-distance-top:6.3pt;mso-wrap-distance-right:6.3pt;mso-wrap-distance-bottom:6.3pt;">
                 <v:fill on="f"/>
                 <v:stroke on="f" weight="1.0pt" dashstyle="solid" endcap="flat" miterlimit="400.0%" joinstyle="miter" linestyle="single" startarrow="none" startarrowwidth="medium" startarrowlength="medium" endarrow="none" endarrowwidth="medium" endarrowlength="medium"/>
                 <v:textbox>
@@ -12602,9 +12574,9 @@
                   <wp:posOffset>3495675</wp:posOffset>
                 </wp:positionH>
                 <wp:positionV relativeFrom="line">
-                  <wp:posOffset>2979420</wp:posOffset>
+                  <wp:posOffset>2979419</wp:posOffset>
                 </wp:positionV>
-                <wp:extent cx="3486150" cy="225708"/>
+                <wp:extent cx="3486150" cy="225709"/>
                 <wp:effectExtent l="0" t="0" r="0" b="0"/>
                 <wp:wrapSquare wrapText="bothSides" distL="80010" distR="80010" distT="80010" distB="80010"/>
                 <wp:docPr id="1073741833" name="officeArt object" descr="Надпись 2"/>
@@ -12616,7 +12588,7 @@
                       <wps:spPr>
                         <a:xfrm>
                           <a:off x="0" y="0"/>
-                          <a:ext cx="3486150" cy="225708"/>
+                          <a:ext cx="3486150" cy="225709"/>
                         </a:xfrm>
                         <a:prstGeom prst="rect">
                           <a:avLst/>
@@ -12720,7 +12692,7 @@
                           </w:p>
                         </w:txbxContent>
                       </wps:txbx>
-                      <wps:bodyPr wrap="square" lIns="45719" tIns="45719" rIns="45719" bIns="45719" numCol="1" anchor="t">
+                      <wps:bodyPr wrap="square" lIns="45718" tIns="45718" rIns="45718" bIns="45718" numCol="1" anchor="t">
                         <a:noAutofit/>
                       </wps:bodyPr>
                     </wps:wsp>
@@ -12837,12 +12809,12 @@
               <wp:anchor distT="80010" distB="80010" distL="80010" distR="80010" simplePos="0" relativeHeight="251665408" behindDoc="0" locked="0" layoutInCell="1" allowOverlap="1">
                 <wp:simplePos x="0" y="0"/>
                 <wp:positionH relativeFrom="column">
-                  <wp:posOffset>55244</wp:posOffset>
+                  <wp:posOffset>55243</wp:posOffset>
                 </wp:positionH>
                 <wp:positionV relativeFrom="line">
-                  <wp:posOffset>2960370</wp:posOffset>
+                  <wp:posOffset>2960369</wp:posOffset>
                 </wp:positionV>
-                <wp:extent cx="3013711" cy="225708"/>
+                <wp:extent cx="3013712" cy="225709"/>
                 <wp:effectExtent l="0" t="0" r="0" b="0"/>
                 <wp:wrapSquare wrapText="bothSides" distL="80010" distR="80010" distT="80010" distB="80010"/>
                 <wp:docPr id="1073741834" name="officeArt object" descr="Надпись 2"/>
@@ -12854,7 +12826,7 @@
                       <wps:spPr>
                         <a:xfrm>
                           <a:off x="0" y="0"/>
-                          <a:ext cx="3013711" cy="225708"/>
+                          <a:ext cx="3013712" cy="225709"/>
                         </a:xfrm>
                         <a:prstGeom prst="rect">
                           <a:avLst/>
@@ -12916,7 +12888,7 @@
                           </w:p>
                         </w:txbxContent>
                       </wps:txbx>
-                      <wps:bodyPr wrap="square" lIns="45719" tIns="45719" rIns="45719" bIns="45719" numCol="1" anchor="t">
+                      <wps:bodyPr wrap="square" lIns="45718" tIns="45718" rIns="45718" bIns="45718" numCol="1" anchor="t">
                         <a:noAutofit/>
                       </wps:bodyPr>
                     </wps:wsp>
@@ -12993,12 +12965,12 @@
               <wp:anchor distT="80010" distB="80010" distL="80010" distR="80010" simplePos="0" relativeHeight="251663360" behindDoc="0" locked="0" layoutInCell="1" allowOverlap="1">
                 <wp:simplePos x="0" y="0"/>
                 <wp:positionH relativeFrom="column">
-                  <wp:posOffset>57149</wp:posOffset>
+                  <wp:posOffset>57148</wp:posOffset>
                 </wp:positionH>
                 <wp:positionV relativeFrom="line">
-                  <wp:posOffset>223519</wp:posOffset>
+                  <wp:posOffset>223518</wp:posOffset>
                 </wp:positionV>
-                <wp:extent cx="3013711" cy="2762250"/>
+                <wp:extent cx="3013712" cy="2762250"/>
                 <wp:effectExtent l="0" t="0" r="0" b="0"/>
                 <wp:wrapSquare wrapText="bothSides" distL="80010" distR="80010" distT="80010" distB="80010"/>
                 <wp:docPr id="1073741835" name="officeArt object" descr="Надпись 2"/>
@@ -13010,7 +12982,7 @@
                       <wps:spPr>
                         <a:xfrm>
                           <a:off x="0" y="0"/>
-                          <a:ext cx="3013711" cy="2762250"/>
+                          <a:ext cx="3013712" cy="2762250"/>
                         </a:xfrm>
                         <a:prstGeom prst="rect">
                           <a:avLst/>
@@ -13317,7 +13289,7 @@
                           </w:p>
                         </w:txbxContent>
                       </wps:txbx>
-                      <wps:bodyPr wrap="square" lIns="45719" tIns="45719" rIns="45719" bIns="45719" numCol="1" anchor="t">
+                      <wps:bodyPr wrap="square" lIns="45718" tIns="45718" rIns="45718" bIns="45718" numCol="1" anchor="t">
                         <a:noAutofit/>
                       </wps:bodyPr>
                     </wps:wsp>
@@ -13853,12 +13825,12 @@
               <wp:anchor distT="80010" distB="80010" distL="80010" distR="80010" simplePos="0" relativeHeight="251670528" behindDoc="0" locked="0" layoutInCell="1" allowOverlap="1">
                 <wp:simplePos x="0" y="0"/>
                 <wp:positionH relativeFrom="column">
-                  <wp:posOffset>3531869</wp:posOffset>
+                  <wp:posOffset>3531868</wp:posOffset>
                 </wp:positionH>
                 <wp:positionV relativeFrom="line">
-                  <wp:posOffset>3262630</wp:posOffset>
+                  <wp:posOffset>3262629</wp:posOffset>
                 </wp:positionV>
-                <wp:extent cx="3394711" cy="225708"/>
+                <wp:extent cx="3394712" cy="225709"/>
                 <wp:effectExtent l="0" t="0" r="0" b="0"/>
                 <wp:wrapSquare wrapText="bothSides" distL="80010" distR="80010" distT="80010" distB="80010"/>
                 <wp:docPr id="1073741836" name="officeArt object" descr="Надпись 2"/>
@@ -13870,7 +13842,7 @@
                       <wps:spPr>
                         <a:xfrm>
                           <a:off x="0" y="0"/>
-                          <a:ext cx="3394711" cy="225708"/>
+                          <a:ext cx="3394712" cy="225709"/>
                         </a:xfrm>
                         <a:prstGeom prst="rect">
                           <a:avLst/>
@@ -13972,7 +13944,7 @@
                           </w:p>
                         </w:txbxContent>
                       </wps:txbx>
-                      <wps:bodyPr wrap="square" lIns="45719" tIns="45719" rIns="45719" bIns="45719" numCol="1" anchor="t">
+                      <wps:bodyPr wrap="square" lIns="45718" tIns="45718" rIns="45718" bIns="45718" numCol="1" anchor="t">
                         <a:noAutofit/>
                       </wps:bodyPr>
                     </wps:wsp>
@@ -14089,12 +14061,12 @@
               <wp:anchor distT="80010" distB="80010" distL="80010" distR="80010" simplePos="0" relativeHeight="251669504" behindDoc="0" locked="0" layoutInCell="1" allowOverlap="1">
                 <wp:simplePos x="0" y="0"/>
                 <wp:positionH relativeFrom="column">
-                  <wp:posOffset>45719</wp:posOffset>
+                  <wp:posOffset>45718</wp:posOffset>
                 </wp:positionH>
                 <wp:positionV relativeFrom="line">
-                  <wp:posOffset>3243580</wp:posOffset>
+                  <wp:posOffset>3243579</wp:posOffset>
                 </wp:positionV>
-                <wp:extent cx="3013711" cy="225708"/>
+                <wp:extent cx="3013712" cy="225709"/>
                 <wp:effectExtent l="0" t="0" r="0" b="0"/>
                 <wp:wrapSquare wrapText="bothSides" distL="80010" distR="80010" distT="80010" distB="80010"/>
                 <wp:docPr id="1073741837" name="officeArt object" descr="Надпись 2"/>
@@ -14106,7 +14078,7 @@
                       <wps:spPr>
                         <a:xfrm>
                           <a:off x="0" y="0"/>
-                          <a:ext cx="3013711" cy="225708"/>
+                          <a:ext cx="3013712" cy="225709"/>
                         </a:xfrm>
                         <a:prstGeom prst="rect">
                           <a:avLst/>
@@ -14168,7 +14140,7 @@
                           </w:p>
                         </w:txbxContent>
                       </wps:txbx>
-                      <wps:bodyPr wrap="square" lIns="45719" tIns="45719" rIns="45719" bIns="45719" numCol="1" anchor="t">
+                      <wps:bodyPr wrap="square" lIns="45718" tIns="45718" rIns="45718" bIns="45718" numCol="1" anchor="t">
                         <a:noAutofit/>
                       </wps:bodyPr>
                     </wps:wsp>
@@ -14245,12 +14217,12 @@
               <wp:anchor distT="80010" distB="80010" distL="80010" distR="80010" simplePos="0" relativeHeight="251667456" behindDoc="0" locked="0" layoutInCell="1" allowOverlap="1">
                 <wp:simplePos x="0" y="0"/>
                 <wp:positionH relativeFrom="column">
-                  <wp:posOffset>45719</wp:posOffset>
+                  <wp:posOffset>45718</wp:posOffset>
                 </wp:positionH>
                 <wp:positionV relativeFrom="line">
                   <wp:posOffset>481330</wp:posOffset>
                 </wp:positionV>
-                <wp:extent cx="3013711" cy="2620074"/>
+                <wp:extent cx="3013712" cy="2620074"/>
                 <wp:effectExtent l="0" t="0" r="0" b="0"/>
                 <wp:wrapSquare wrapText="bothSides" distL="80010" distR="80010" distT="80010" distB="80010"/>
                 <wp:docPr id="1073741838" name="officeArt object" descr="Надпись 2"/>
@@ -14262,7 +14234,7 @@
                       <wps:spPr>
                         <a:xfrm>
                           <a:off x="0" y="0"/>
-                          <a:ext cx="3013711" cy="2620074"/>
+                          <a:ext cx="3013712" cy="2620074"/>
                         </a:xfrm>
                         <a:prstGeom prst="rect">
                           <a:avLst/>
@@ -14569,7 +14541,7 @@
                           </w:p>
                         </w:txbxContent>
                       </wps:txbx>
-                      <wps:bodyPr wrap="square" lIns="45719" tIns="45719" rIns="45719" bIns="45719" numCol="1" anchor="t">
+                      <wps:bodyPr wrap="square" lIns="45718" tIns="45718" rIns="45718" bIns="45718" numCol="1" anchor="t">
                         <a:noAutofit/>
                       </wps:bodyPr>
                     </wps:wsp>
@@ -14891,12 +14863,12 @@
               <wp:anchor distT="80010" distB="80010" distL="80010" distR="80010" simplePos="0" relativeHeight="251668480" behindDoc="0" locked="0" layoutInCell="1" allowOverlap="1">
                 <wp:simplePos x="0" y="0"/>
                 <wp:positionH relativeFrom="column">
-                  <wp:posOffset>3531869</wp:posOffset>
+                  <wp:posOffset>3531868</wp:posOffset>
                 </wp:positionH>
                 <wp:positionV relativeFrom="line">
-                  <wp:posOffset>481651</wp:posOffset>
+                  <wp:posOffset>481650</wp:posOffset>
                 </wp:positionV>
-                <wp:extent cx="3394711" cy="2854961"/>
+                <wp:extent cx="3394712" cy="2854962"/>
                 <wp:effectExtent l="0" t="0" r="0" b="0"/>
                 <wp:wrapSquare wrapText="bothSides" distL="80010" distR="80010" distT="80010" distB="80010"/>
                 <wp:docPr id="1073741839" name="officeArt object" descr="Надпись 10"/>
@@ -14908,7 +14880,7 @@
                       <wps:spPr>
                         <a:xfrm>
                           <a:off x="0" y="0"/>
-                          <a:ext cx="3394711" cy="2854961"/>
+                          <a:ext cx="3394712" cy="2854962"/>
                         </a:xfrm>
                         <a:prstGeom prst="rect">
                           <a:avLst/>
@@ -15372,7 +15344,7 @@
                           </w:p>
                         </w:txbxContent>
                       </wps:txbx>
-                      <wps:bodyPr wrap="square" lIns="45719" tIns="45719" rIns="45719" bIns="45719" numCol="1" anchor="t">
+                      <wps:bodyPr wrap="square" lIns="45718" tIns="45718" rIns="45718" bIns="45718" numCol="1" anchor="t">
                         <a:noAutofit/>
                       </wps:bodyPr>
                     </wps:wsp>
@@ -15950,6 +15922,15 @@
           <w:b w:val="1"/>
           <w:bCs w:val="1"/>
           <w:rtl w:val="0"/>
+          <w:lang w:val="en-US"/>
+        </w:rPr>
+        <w:t>_1</w:t>
+      </w:r>
+      <w:r>
+        <w:rPr>
+          <w:b w:val="1"/>
+          <w:bCs w:val="1"/>
+          <w:rtl w:val="0"/>
           <w:lang w:val="ru-RU"/>
         </w:rPr>
         <w:t>}} ({{</w:t>
@@ -16168,7 +16149,7 @@
       <w:tblPr>
         <w:tblW w:w="7006" w:type="dxa"/>
         <w:jc w:val="left"/>
-        <w:tblInd w:w="2230" w:type="dxa"/>
+        <w:tblInd w:w="2338" w:type="dxa"/>
         <w:tblBorders>
           <w:top w:val="single" w:color="ffffff" w:sz="8" w:space="0" w:shadow="0" w:frame="0"/>
           <w:left w:val="single" w:color="ffffff" w:sz="8" w:space="0" w:shadow="0" w:frame="0"/>
@@ -16191,7 +16172,7 @@
           <w:shd w:val="clear" w:color="auto" w:fill="cdd4e9"/>
         </w:tblPrEx>
         <w:trPr>
-          <w:trHeight w:val="221" w:hRule="atLeast"/>
+          <w:trHeight w:val="231" w:hRule="atLeast"/>
         </w:trPr>
         <w:tc>
           <w:tcPr>
@@ -16342,7 +16323,7 @@
           <w:shd w:val="clear" w:color="auto" w:fill="cdd4e9"/>
         </w:tblPrEx>
         <w:trPr>
-          <w:trHeight w:val="221" w:hRule="atLeast"/>
+          <w:trHeight w:val="231" w:hRule="atLeast"/>
         </w:trPr>
         <w:tc>
           <w:tcPr>
@@ -16406,8 +16387,6 @@
             </w:pPr>
             <w:r>
               <w:rPr>
-                <w:b w:val="0"/>
-                <w:bCs w:val="0"/>
                 <w:i w:val="1"/>
                 <w:iCs w:val="1"/>
                 <w:shd w:val="nil" w:color="auto" w:fill="auto"/>
@@ -16466,8 +16445,6 @@
             </w:r>
             <w:r>
               <w:rPr>
-                <w:b w:val="0"/>
-                <w:bCs w:val="0"/>
                 <w:i w:val="1"/>
                 <w:iCs w:val="1"/>
                 <w:shd w:val="nil" w:color="auto" w:fill="auto"/>
@@ -16504,8 +16481,6 @@
             </w:pPr>
             <w:r>
               <w:rPr>
-                <w:b w:val="0"/>
-                <w:bCs w:val="0"/>
                 <w:shd w:val="nil" w:color="auto" w:fill="auto"/>
                 <w:rtl w:val="0"/>
                 <w:lang w:val="ru-RU"/>
@@ -16554,8 +16529,6 @@
             </w:r>
             <w:r>
               <w:rPr>
-                <w:b w:val="0"/>
-                <w:bCs w:val="0"/>
                 <w:shd w:val="nil" w:color="auto" w:fill="auto"/>
                 <w:rtl w:val="0"/>
                 <w:lang w:val="ru-RU"/>
@@ -16590,7 +16563,7 @@
           <w:shd w:val="clear" w:color="auto" w:fill="cdd4e9"/>
         </w:tblPrEx>
         <w:trPr>
-          <w:trHeight w:val="221" w:hRule="atLeast"/>
+          <w:trHeight w:val="231" w:hRule="atLeast"/>
         </w:trPr>
         <w:tc>
           <w:tcPr>
@@ -16730,8 +16703,6 @@
             </w:pPr>
             <w:r>
               <w:rPr>
-                <w:b w:val="0"/>
-                <w:bCs w:val="0"/>
                 <w:shd w:val="nil" w:color="auto" w:fill="auto"/>
                 <w:rtl w:val="0"/>
                 <w:lang w:val="ru-RU"/>
@@ -16780,8 +16751,6 @@
             </w:r>
             <w:r>
               <w:rPr>
-                <w:b w:val="0"/>
-                <w:bCs w:val="0"/>
                 <w:shd w:val="nil" w:color="auto" w:fill="auto"/>
                 <w:rtl w:val="0"/>
                 <w:lang w:val="ru-RU"/>
@@ -16816,7 +16785,7 @@
           <w:shd w:val="clear" w:color="auto" w:fill="cdd4e9"/>
         </w:tblPrEx>
         <w:trPr>
-          <w:trHeight w:val="221" w:hRule="atLeast"/>
+          <w:trHeight w:val="231" w:hRule="atLeast"/>
         </w:trPr>
         <w:tc>
           <w:tcPr>
@@ -16956,8 +16925,6 @@
             </w:pPr>
             <w:r>
               <w:rPr>
-                <w:b w:val="0"/>
-                <w:bCs w:val="0"/>
                 <w:shd w:val="nil" w:color="auto" w:fill="auto"/>
                 <w:rtl w:val="0"/>
                 <w:lang w:val="ru-RU"/>
@@ -17006,8 +16973,6 @@
             </w:r>
             <w:r>
               <w:rPr>
-                <w:b w:val="0"/>
-                <w:bCs w:val="0"/>
                 <w:shd w:val="nil" w:color="auto" w:fill="auto"/>
                 <w:rtl w:val="0"/>
                 <w:lang w:val="ru-RU"/>
@@ -17042,7 +17007,7 @@
           <w:shd w:val="clear" w:color="auto" w:fill="cdd4e9"/>
         </w:tblPrEx>
         <w:trPr>
-          <w:trHeight w:val="221" w:hRule="atLeast"/>
+          <w:trHeight w:val="231" w:hRule="atLeast"/>
         </w:trPr>
         <w:tc>
           <w:tcPr>
@@ -17182,8 +17147,6 @@
             </w:pPr>
             <w:r>
               <w:rPr>
-                <w:b w:val="0"/>
-                <w:bCs w:val="0"/>
                 <w:shd w:val="nil" w:color="auto" w:fill="auto"/>
                 <w:rtl w:val="0"/>
                 <w:lang w:val="ru-RU"/>
@@ -17232,8 +17195,6 @@
             </w:r>
             <w:r>
               <w:rPr>
-                <w:b w:val="0"/>
-                <w:bCs w:val="0"/>
                 <w:shd w:val="nil" w:color="auto" w:fill="auto"/>
                 <w:rtl w:val="0"/>
                 <w:lang w:val="ru-RU"/>
@@ -17268,7 +17229,7 @@
           <w:shd w:val="clear" w:color="auto" w:fill="cdd4e9"/>
         </w:tblPrEx>
         <w:trPr>
-          <w:trHeight w:val="221" w:hRule="atLeast"/>
+          <w:trHeight w:val="231" w:hRule="atLeast"/>
         </w:trPr>
         <w:tc>
           <w:tcPr>
@@ -17408,8 +17369,6 @@
             </w:pPr>
             <w:r>
               <w:rPr>
-                <w:b w:val="0"/>
-                <w:bCs w:val="0"/>
                 <w:shd w:val="nil" w:color="auto" w:fill="auto"/>
                 <w:rtl w:val="0"/>
                 <w:lang w:val="ru-RU"/>
@@ -17458,8 +17417,6 @@
             </w:r>
             <w:r>
               <w:rPr>
-                <w:b w:val="0"/>
-                <w:bCs w:val="0"/>
                 <w:shd w:val="nil" w:color="auto" w:fill="auto"/>
                 <w:rtl w:val="0"/>
                 <w:lang w:val="ru-RU"/>
@@ -17494,7 +17451,7 @@
           <w:shd w:val="clear" w:color="auto" w:fill="cdd4e9"/>
         </w:tblPrEx>
         <w:trPr>
-          <w:trHeight w:val="221" w:hRule="atLeast"/>
+          <w:trHeight w:val="231" w:hRule="atLeast"/>
         </w:trPr>
         <w:tc>
           <w:tcPr>
@@ -17634,8 +17591,6 @@
             </w:pPr>
             <w:r>
               <w:rPr>
-                <w:b w:val="0"/>
-                <w:bCs w:val="0"/>
                 <w:shd w:val="nil" w:color="auto" w:fill="auto"/>
                 <w:rtl w:val="0"/>
                 <w:lang w:val="ru-RU"/>
@@ -17684,8 +17639,6 @@
             </w:r>
             <w:r>
               <w:rPr>
-                <w:b w:val="0"/>
-                <w:bCs w:val="0"/>
                 <w:shd w:val="nil" w:color="auto" w:fill="auto"/>
                 <w:rtl w:val="0"/>
                 <w:lang w:val="ru-RU"/>
@@ -17720,7 +17673,7 @@
           <w:shd w:val="clear" w:color="auto" w:fill="cdd4e9"/>
         </w:tblPrEx>
         <w:trPr>
-          <w:trHeight w:val="221" w:hRule="atLeast"/>
+          <w:trHeight w:val="231" w:hRule="atLeast"/>
         </w:trPr>
         <w:tc>
           <w:tcPr>
@@ -17860,8 +17813,6 @@
             </w:pPr>
             <w:r>
               <w:rPr>
-                <w:b w:val="0"/>
-                <w:bCs w:val="0"/>
                 <w:shd w:val="nil" w:color="auto" w:fill="auto"/>
                 <w:rtl w:val="0"/>
                 <w:lang w:val="ru-RU"/>
@@ -17910,8 +17861,6 @@
             </w:r>
             <w:r>
               <w:rPr>
-                <w:b w:val="0"/>
-                <w:bCs w:val="0"/>
                 <w:shd w:val="nil" w:color="auto" w:fill="auto"/>
                 <w:rtl w:val="0"/>
                 <w:lang w:val="ru-RU"/>
@@ -17946,7 +17895,7 @@
           <w:shd w:val="clear" w:color="auto" w:fill="cdd4e9"/>
         </w:tblPrEx>
         <w:trPr>
-          <w:trHeight w:val="221" w:hRule="atLeast"/>
+          <w:trHeight w:val="231" w:hRule="atLeast"/>
         </w:trPr>
         <w:tc>
           <w:tcPr>
@@ -18086,8 +18035,6 @@
             </w:pPr>
             <w:r>
               <w:rPr>
-                <w:b w:val="0"/>
-                <w:bCs w:val="0"/>
                 <w:shd w:val="nil" w:color="auto" w:fill="auto"/>
                 <w:rtl w:val="0"/>
                 <w:lang w:val="ru-RU"/>
@@ -18136,8 +18083,6 @@
             </w:r>
             <w:r>
               <w:rPr>
-                <w:b w:val="0"/>
-                <w:bCs w:val="0"/>
                 <w:shd w:val="nil" w:color="auto" w:fill="auto"/>
                 <w:rtl w:val="0"/>
                 <w:lang w:val="ru-RU"/>
@@ -18172,7 +18117,7 @@
           <w:shd w:val="clear" w:color="auto" w:fill="cdd4e9"/>
         </w:tblPrEx>
         <w:trPr>
-          <w:trHeight w:val="221" w:hRule="atLeast"/>
+          <w:trHeight w:val="231" w:hRule="atLeast"/>
         </w:trPr>
         <w:tc>
           <w:tcPr>
@@ -18312,8 +18257,6 @@
             </w:pPr>
             <w:r>
               <w:rPr>
-                <w:b w:val="0"/>
-                <w:bCs w:val="0"/>
                 <w:shd w:val="nil" w:color="auto" w:fill="auto"/>
                 <w:rtl w:val="0"/>
                 <w:lang w:val="ru-RU"/>
@@ -18362,8 +18305,6 @@
             </w:r>
             <w:r>
               <w:rPr>
-                <w:b w:val="0"/>
-                <w:bCs w:val="0"/>
                 <w:shd w:val="nil" w:color="auto" w:fill="auto"/>
                 <w:rtl w:val="0"/>
                 <w:lang w:val="ru-RU"/>
@@ -18398,7 +18339,7 @@
           <w:shd w:val="clear" w:color="auto" w:fill="cdd4e9"/>
         </w:tblPrEx>
         <w:trPr>
-          <w:trHeight w:val="221" w:hRule="atLeast"/>
+          <w:trHeight w:val="231" w:hRule="atLeast"/>
         </w:trPr>
         <w:tc>
           <w:tcPr>
@@ -18538,8 +18479,6 @@
             </w:pPr>
             <w:r>
               <w:rPr>
-                <w:b w:val="0"/>
-                <w:bCs w:val="0"/>
                 <w:shd w:val="nil" w:color="auto" w:fill="auto"/>
                 <w:rtl w:val="0"/>
                 <w:lang w:val="ru-RU"/>
@@ -18588,8 +18527,6 @@
             </w:r>
             <w:r>
               <w:rPr>
-                <w:b w:val="0"/>
-                <w:bCs w:val="0"/>
                 <w:shd w:val="nil" w:color="auto" w:fill="auto"/>
                 <w:rtl w:val="0"/>
                 <w:lang w:val="ru-RU"/>
@@ -18624,7 +18561,7 @@
           <w:shd w:val="clear" w:color="auto" w:fill="cdd4e9"/>
         </w:tblPrEx>
         <w:trPr>
-          <w:trHeight w:val="221" w:hRule="atLeast"/>
+          <w:trHeight w:val="231" w:hRule="atLeast"/>
         </w:trPr>
         <w:tc>
           <w:tcPr>
@@ -18764,8 +18701,6 @@
             </w:pPr>
             <w:r>
               <w:rPr>
-                <w:b w:val="0"/>
-                <w:bCs w:val="0"/>
                 <w:shd w:val="nil" w:color="auto" w:fill="auto"/>
                 <w:rtl w:val="0"/>
                 <w:lang w:val="ru-RU"/>
@@ -18814,8 +18749,6 @@
             </w:r>
             <w:r>
               <w:rPr>
-                <w:b w:val="0"/>
-                <w:bCs w:val="0"/>
                 <w:shd w:val="nil" w:color="auto" w:fill="auto"/>
                 <w:rtl w:val="0"/>
                 <w:lang w:val="ru-RU"/>
@@ -18850,7 +18783,7 @@
           <w:shd w:val="clear" w:color="auto" w:fill="cdd4e9"/>
         </w:tblPrEx>
         <w:trPr>
-          <w:trHeight w:val="221" w:hRule="atLeast"/>
+          <w:trHeight w:val="231" w:hRule="atLeast"/>
         </w:trPr>
         <w:tc>
           <w:tcPr>
@@ -18990,8 +18923,6 @@
             </w:pPr>
             <w:r>
               <w:rPr>
-                <w:b w:val="0"/>
-                <w:bCs w:val="0"/>
                 <w:shd w:val="nil" w:color="auto" w:fill="auto"/>
                 <w:rtl w:val="0"/>
                 <w:lang w:val="ru-RU"/>
@@ -19040,8 +18971,6 @@
             </w:r>
             <w:r>
               <w:rPr>
-                <w:b w:val="0"/>
-                <w:bCs w:val="0"/>
                 <w:shd w:val="nil" w:color="auto" w:fill="auto"/>
                 <w:rtl w:val="0"/>
                 <w:lang w:val="ru-RU"/>
@@ -19076,7 +19005,7 @@
           <w:shd w:val="clear" w:color="auto" w:fill="cdd4e9"/>
         </w:tblPrEx>
         <w:trPr>
-          <w:trHeight w:val="221" w:hRule="atLeast"/>
+          <w:trHeight w:val="231" w:hRule="atLeast"/>
         </w:trPr>
         <w:tc>
           <w:tcPr>
@@ -19216,8 +19145,6 @@
             </w:pPr>
             <w:r>
               <w:rPr>
-                <w:b w:val="0"/>
-                <w:bCs w:val="0"/>
                 <w:shd w:val="nil" w:color="auto" w:fill="auto"/>
                 <w:rtl w:val="0"/>
                 <w:lang w:val="ru-RU"/>
@@ -19266,8 +19193,6 @@
             </w:r>
             <w:r>
               <w:rPr>
-                <w:b w:val="0"/>
-                <w:bCs w:val="0"/>
                 <w:shd w:val="nil" w:color="auto" w:fill="auto"/>
                 <w:rtl w:val="0"/>
                 <w:lang w:val="ru-RU"/>
@@ -19302,7 +19227,7 @@
           <w:shd w:val="clear" w:color="auto" w:fill="cdd4e9"/>
         </w:tblPrEx>
         <w:trPr>
-          <w:trHeight w:val="221" w:hRule="atLeast"/>
+          <w:trHeight w:val="231" w:hRule="atLeast"/>
         </w:trPr>
         <w:tc>
           <w:tcPr>
@@ -19442,8 +19367,6 @@
             </w:pPr>
             <w:r>
               <w:rPr>
-                <w:b w:val="0"/>
-                <w:bCs w:val="0"/>
                 <w:shd w:val="nil" w:color="auto" w:fill="auto"/>
                 <w:rtl w:val="0"/>
                 <w:lang w:val="ru-RU"/>
@@ -19492,8 +19415,6 @@
             </w:r>
             <w:r>
               <w:rPr>
-                <w:b w:val="0"/>
-                <w:bCs w:val="0"/>
                 <w:shd w:val="nil" w:color="auto" w:fill="auto"/>
                 <w:rtl w:val="0"/>
                 <w:lang w:val="ru-RU"/>
@@ -19528,7 +19449,7 @@
           <w:shd w:val="clear" w:color="auto" w:fill="cdd4e9"/>
         </w:tblPrEx>
         <w:trPr>
-          <w:trHeight w:val="221" w:hRule="atLeast"/>
+          <w:trHeight w:val="231" w:hRule="atLeast"/>
         </w:trPr>
         <w:tc>
           <w:tcPr>
@@ -19668,8 +19589,6 @@
             </w:pPr>
             <w:r>
               <w:rPr>
-                <w:b w:val="0"/>
-                <w:bCs w:val="0"/>
                 <w:shd w:val="nil" w:color="auto" w:fill="auto"/>
                 <w:rtl w:val="0"/>
                 <w:lang w:val="ru-RU"/>
@@ -19718,8 +19637,6 @@
             </w:r>
             <w:r>
               <w:rPr>
-                <w:b w:val="0"/>
-                <w:bCs w:val="0"/>
                 <w:shd w:val="nil" w:color="auto" w:fill="auto"/>
                 <w:rtl w:val="0"/>
                 <w:lang w:val="ru-RU"/>
@@ -19754,7 +19671,7 @@
           <w:shd w:val="clear" w:color="auto" w:fill="cdd4e9"/>
         </w:tblPrEx>
         <w:trPr>
-          <w:trHeight w:val="221" w:hRule="atLeast"/>
+          <w:trHeight w:val="231" w:hRule="atLeast"/>
         </w:trPr>
         <w:tc>
           <w:tcPr>
@@ -19894,8 +19811,6 @@
             </w:pPr>
             <w:r>
               <w:rPr>
-                <w:b w:val="0"/>
-                <w:bCs w:val="0"/>
                 <w:shd w:val="nil" w:color="auto" w:fill="auto"/>
                 <w:rtl w:val="0"/>
                 <w:lang w:val="ru-RU"/>
@@ -19944,8 +19859,6 @@
             </w:r>
             <w:r>
               <w:rPr>
-                <w:b w:val="0"/>
-                <w:bCs w:val="0"/>
                 <w:shd w:val="nil" w:color="auto" w:fill="auto"/>
                 <w:rtl w:val="0"/>
                 <w:lang w:val="ru-RU"/>
@@ -19980,7 +19893,7 @@
           <w:shd w:val="clear" w:color="auto" w:fill="cdd4e9"/>
         </w:tblPrEx>
         <w:trPr>
-          <w:trHeight w:val="221" w:hRule="atLeast"/>
+          <w:trHeight w:val="231" w:hRule="atLeast"/>
         </w:trPr>
         <w:tc>
           <w:tcPr>
@@ -20120,8 +20033,6 @@
             </w:pPr>
             <w:r>
               <w:rPr>
-                <w:b w:val="0"/>
-                <w:bCs w:val="0"/>
                 <w:shd w:val="nil" w:color="auto" w:fill="auto"/>
                 <w:rtl w:val="0"/>
                 <w:lang w:val="ru-RU"/>
@@ -20170,8 +20081,6 @@
             </w:r>
             <w:r>
               <w:rPr>
-                <w:b w:val="0"/>
-                <w:bCs w:val="0"/>
                 <w:shd w:val="nil" w:color="auto" w:fill="auto"/>
                 <w:rtl w:val="0"/>
                 <w:lang w:val="ru-RU"/>
@@ -20206,7 +20115,7 @@
           <w:shd w:val="clear" w:color="auto" w:fill="cdd4e9"/>
         </w:tblPrEx>
         <w:trPr>
-          <w:trHeight w:val="221" w:hRule="atLeast"/>
+          <w:trHeight w:val="231" w:hRule="atLeast"/>
         </w:trPr>
         <w:tc>
           <w:tcPr>
@@ -20346,8 +20255,6 @@
             </w:pPr>
             <w:r>
               <w:rPr>
-                <w:b w:val="0"/>
-                <w:bCs w:val="0"/>
                 <w:shd w:val="nil" w:color="auto" w:fill="auto"/>
                 <w:rtl w:val="0"/>
                 <w:lang w:val="ru-RU"/>
@@ -20396,8 +20303,6 @@
             </w:r>
             <w:r>
               <w:rPr>
-                <w:b w:val="0"/>
-                <w:bCs w:val="0"/>
                 <w:shd w:val="nil" w:color="auto" w:fill="auto"/>
                 <w:rtl w:val="0"/>
                 <w:lang w:val="ru-RU"/>
@@ -20432,7 +20337,7 @@
           <w:shd w:val="clear" w:color="auto" w:fill="cdd4e9"/>
         </w:tblPrEx>
         <w:trPr>
-          <w:trHeight w:val="221" w:hRule="atLeast"/>
+          <w:trHeight w:val="231" w:hRule="atLeast"/>
         </w:trPr>
         <w:tc>
           <w:tcPr>
@@ -20572,8 +20477,6 @@
             </w:pPr>
             <w:r>
               <w:rPr>
-                <w:b w:val="0"/>
-                <w:bCs w:val="0"/>
                 <w:shd w:val="nil" w:color="auto" w:fill="auto"/>
                 <w:rtl w:val="0"/>
                 <w:lang w:val="ru-RU"/>
@@ -20622,8 +20525,6 @@
             </w:r>
             <w:r>
               <w:rPr>
-                <w:b w:val="0"/>
-                <w:bCs w:val="0"/>
                 <w:shd w:val="nil" w:color="auto" w:fill="auto"/>
                 <w:rtl w:val="0"/>
                 <w:lang w:val="ru-RU"/>
@@ -20658,7 +20559,7 @@
           <w:shd w:val="clear" w:color="auto" w:fill="cdd4e9"/>
         </w:tblPrEx>
         <w:trPr>
-          <w:trHeight w:val="221" w:hRule="atLeast"/>
+          <w:trHeight w:val="231" w:hRule="atLeast"/>
         </w:trPr>
         <w:tc>
           <w:tcPr>
@@ -20798,8 +20699,6 @@
             </w:pPr>
             <w:r>
               <w:rPr>
-                <w:b w:val="0"/>
-                <w:bCs w:val="0"/>
                 <w:shd w:val="nil" w:color="auto" w:fill="auto"/>
                 <w:rtl w:val="0"/>
                 <w:lang w:val="ru-RU"/>
@@ -20848,8 +20747,6 @@
             </w:r>
             <w:r>
               <w:rPr>
-                <w:b w:val="0"/>
-                <w:bCs w:val="0"/>
                 <w:shd w:val="nil" w:color="auto" w:fill="auto"/>
                 <w:rtl w:val="0"/>
                 <w:lang w:val="ru-RU"/>
@@ -20884,7 +20781,7 @@
           <w:shd w:val="clear" w:color="auto" w:fill="cdd4e9"/>
         </w:tblPrEx>
         <w:trPr>
-          <w:trHeight w:val="221" w:hRule="atLeast"/>
+          <w:trHeight w:val="231" w:hRule="atLeast"/>
         </w:trPr>
         <w:tc>
           <w:tcPr>
@@ -21024,8 +20921,6 @@
             </w:pPr>
             <w:r>
               <w:rPr>
-                <w:b w:val="0"/>
-                <w:bCs w:val="0"/>
                 <w:shd w:val="nil" w:color="auto" w:fill="auto"/>
                 <w:rtl w:val="0"/>
                 <w:lang w:val="ru-RU"/>
@@ -21074,8 +20969,6 @@
             </w:r>
             <w:r>
               <w:rPr>
-                <w:b w:val="0"/>
-                <w:bCs w:val="0"/>
                 <w:shd w:val="nil" w:color="auto" w:fill="auto"/>
                 <w:rtl w:val="0"/>
                 <w:lang w:val="ru-RU"/>
@@ -21110,7 +21003,7 @@
           <w:shd w:val="clear" w:color="auto" w:fill="cdd4e9"/>
         </w:tblPrEx>
         <w:trPr>
-          <w:trHeight w:val="221" w:hRule="atLeast"/>
+          <w:trHeight w:val="231" w:hRule="atLeast"/>
         </w:trPr>
         <w:tc>
           <w:tcPr>
@@ -21250,8 +21143,6 @@
             </w:pPr>
             <w:r>
               <w:rPr>
-                <w:b w:val="0"/>
-                <w:bCs w:val="0"/>
                 <w:shd w:val="nil" w:color="auto" w:fill="auto"/>
                 <w:rtl w:val="0"/>
                 <w:lang w:val="ru-RU"/>
@@ -21300,8 +21191,6 @@
             </w:r>
             <w:r>
               <w:rPr>
-                <w:b w:val="0"/>
-                <w:bCs w:val="0"/>
                 <w:shd w:val="nil" w:color="auto" w:fill="auto"/>
                 <w:rtl w:val="0"/>
                 <w:lang w:val="ru-RU"/>
@@ -21336,7 +21225,7 @@
           <w:shd w:val="clear" w:color="auto" w:fill="cdd4e9"/>
         </w:tblPrEx>
         <w:trPr>
-          <w:trHeight w:val="221" w:hRule="atLeast"/>
+          <w:trHeight w:val="231" w:hRule="atLeast"/>
         </w:trPr>
         <w:tc>
           <w:tcPr>
@@ -21476,8 +21365,6 @@
             </w:pPr>
             <w:r>
               <w:rPr>
-                <w:b w:val="0"/>
-                <w:bCs w:val="0"/>
                 <w:shd w:val="nil" w:color="auto" w:fill="auto"/>
                 <w:rtl w:val="0"/>
                 <w:lang w:val="ru-RU"/>
@@ -21526,8 +21413,6 @@
             </w:r>
             <w:r>
               <w:rPr>
-                <w:b w:val="0"/>
-                <w:bCs w:val="0"/>
                 <w:shd w:val="nil" w:color="auto" w:fill="auto"/>
                 <w:rtl w:val="0"/>
                 <w:lang w:val="ru-RU"/>
@@ -21562,7 +21447,7 @@
           <w:shd w:val="clear" w:color="auto" w:fill="cdd4e9"/>
         </w:tblPrEx>
         <w:trPr>
-          <w:trHeight w:val="221" w:hRule="atLeast"/>
+          <w:trHeight w:val="231" w:hRule="atLeast"/>
         </w:trPr>
         <w:tc>
           <w:tcPr>
@@ -21702,8 +21587,6 @@
             </w:pPr>
             <w:r>
               <w:rPr>
-                <w:b w:val="0"/>
-                <w:bCs w:val="0"/>
                 <w:shd w:val="nil" w:color="auto" w:fill="auto"/>
                 <w:rtl w:val="0"/>
                 <w:lang w:val="ru-RU"/>
@@ -21752,8 +21635,6 @@
             </w:r>
             <w:r>
               <w:rPr>
-                <w:b w:val="0"/>
-                <w:bCs w:val="0"/>
                 <w:shd w:val="nil" w:color="auto" w:fill="auto"/>
                 <w:rtl w:val="0"/>
                 <w:lang w:val="ru-RU"/>
@@ -21788,7 +21669,7 @@
           <w:shd w:val="clear" w:color="auto" w:fill="cdd4e9"/>
         </w:tblPrEx>
         <w:trPr>
-          <w:trHeight w:val="221" w:hRule="atLeast"/>
+          <w:trHeight w:val="231" w:hRule="atLeast"/>
         </w:trPr>
         <w:tc>
           <w:tcPr>
@@ -21872,8 +21753,6 @@
             </w:pPr>
             <w:r>
               <w:rPr>
-                <w:b w:val="0"/>
-                <w:bCs w:val="0"/>
                 <w:shd w:val="nil" w:color="auto" w:fill="auto"/>
                 <w:rtl w:val="0"/>
                 <w:lang w:val="ru-RU"/>
@@ -21912,8 +21791,6 @@
             </w:r>
             <w:r>
               <w:rPr>
-                <w:b w:val="0"/>
-                <w:bCs w:val="0"/>
                 <w:shd w:val="nil" w:color="auto" w:fill="auto"/>
                 <w:rtl w:val="0"/>
                 <w:lang w:val="ru-RU"/>
@@ -21949,6 +21826,14 @@
         <w:pStyle w:val="Normal.0"/>
         <w:widowControl w:val="0"/>
         <w:spacing w:line="240" w:lineRule="auto"/>
+        <w:ind w:left="2230" w:hanging="2230"/>
+      </w:pPr>
+    </w:p>
+    <w:p>
+      <w:pPr>
+        <w:pStyle w:val="Normal.0"/>
+        <w:widowControl w:val="0"/>
+        <w:spacing w:line="240" w:lineRule="auto"/>
         <w:ind w:left="2122" w:hanging="2122"/>
       </w:pPr>
     </w:p>
@@ -21963,12 +21848,12 @@
               <wp:anchor distT="80010" distB="80010" distL="80010" distR="80010" simplePos="0" relativeHeight="251671552" behindDoc="0" locked="0" layoutInCell="1" allowOverlap="1">
                 <wp:simplePos x="0" y="0"/>
                 <wp:positionH relativeFrom="column">
-                  <wp:posOffset>45719</wp:posOffset>
+                  <wp:posOffset>45718</wp:posOffset>
                 </wp:positionH>
                 <wp:positionV relativeFrom="line">
                   <wp:posOffset>326390</wp:posOffset>
                 </wp:positionV>
-                <wp:extent cx="3013711" cy="2620074"/>
+                <wp:extent cx="3013712" cy="2620074"/>
                 <wp:effectExtent l="0" t="0" r="0" b="0"/>
                 <wp:wrapSquare wrapText="bothSides" distL="80010" distR="80010" distT="80010" distB="80010"/>
                 <wp:docPr id="1073741840" name="officeArt object" descr="Надпись 2"/>
@@ -21980,7 +21865,7 @@
                       <wps:spPr>
                         <a:xfrm>
                           <a:off x="0" y="0"/>
-                          <a:ext cx="3013711" cy="2620074"/>
+                          <a:ext cx="3013712" cy="2620074"/>
                         </a:xfrm>
                         <a:prstGeom prst="rect">
                           <a:avLst/>
@@ -22308,7 +22193,7 @@
                           </w:p>
                         </w:txbxContent>
                       </wps:txbx>
-                      <wps:bodyPr wrap="square" lIns="45719" tIns="45719" rIns="45719" bIns="45719" numCol="1" anchor="t">
+                      <wps:bodyPr wrap="square" lIns="45718" tIns="45718" rIns="45718" bIns="45718" numCol="1" anchor="t">
                         <a:noAutofit/>
                       </wps:bodyPr>
                     </wps:wsp>
@@ -22646,12 +22531,12 @@
               <wp:anchor distT="80010" distB="80010" distL="80010" distR="80010" simplePos="0" relativeHeight="251672576" behindDoc="0" locked="0" layoutInCell="1" allowOverlap="1">
                 <wp:simplePos x="0" y="0"/>
                 <wp:positionH relativeFrom="column">
-                  <wp:posOffset>3531869</wp:posOffset>
+                  <wp:posOffset>3531868</wp:posOffset>
                 </wp:positionH>
                 <wp:positionV relativeFrom="line">
-                  <wp:posOffset>326389</wp:posOffset>
+                  <wp:posOffset>326388</wp:posOffset>
                 </wp:positionV>
-                <wp:extent cx="3394711" cy="2854961"/>
+                <wp:extent cx="3394712" cy="2854962"/>
                 <wp:effectExtent l="0" t="0" r="0" b="0"/>
                 <wp:wrapSquare wrapText="bothSides" distL="80010" distR="80010" distT="80010" distB="80010"/>
                 <wp:docPr id="1073741841" name="officeArt object" descr="Надпись 14"/>
@@ -22663,7 +22548,7 @@
                       <wps:spPr>
                         <a:xfrm>
                           <a:off x="0" y="0"/>
-                          <a:ext cx="3394711" cy="2854961"/>
+                          <a:ext cx="3394712" cy="2854962"/>
                         </a:xfrm>
                         <a:prstGeom prst="rect">
                           <a:avLst/>
@@ -23138,7 +23023,7 @@
                           </w:p>
                         </w:txbxContent>
                       </wps:txbx>
-                      <wps:bodyPr wrap="square" lIns="45719" tIns="45719" rIns="45719" bIns="45719" numCol="1" anchor="t">
+                      <wps:bodyPr wrap="square" lIns="45718" tIns="45718" rIns="45718" bIns="45718" numCol="1" anchor="t">
                         <a:noAutofit/>
                       </wps:bodyPr>
                     </wps:wsp>
@@ -23626,9 +23511,9 @@
                   <wp:posOffset>0</wp:posOffset>
                 </wp:positionH>
                 <wp:positionV relativeFrom="line">
-                  <wp:posOffset>2893695</wp:posOffset>
+                  <wp:posOffset>2893694</wp:posOffset>
                 </wp:positionV>
-                <wp:extent cx="3105150" cy="225708"/>
+                <wp:extent cx="3105150" cy="225709"/>
                 <wp:effectExtent l="0" t="0" r="0" b="0"/>
                 <wp:wrapSquare wrapText="bothSides" distL="80010" distR="80010" distT="80010" distB="80010"/>
                 <wp:docPr id="1073741842" name="officeArt object" descr="Надпись 2"/>
@@ -23640,7 +23525,7 @@
                       <wps:spPr>
                         <a:xfrm>
                           <a:off x="0" y="0"/>
-                          <a:ext cx="3105150" cy="225708"/>
+                          <a:ext cx="3105150" cy="225709"/>
                         </a:xfrm>
                         <a:prstGeom prst="rect">
                           <a:avLst/>
@@ -23704,7 +23589,7 @@
                           </w:p>
                         </w:txbxContent>
                       </wps:txbx>
-                      <wps:bodyPr wrap="square" lIns="45719" tIns="45719" rIns="45719" bIns="45719" numCol="1" anchor="t">
+                      <wps:bodyPr wrap="square" lIns="45718" tIns="45718" rIns="45718" bIns="45718" numCol="1" anchor="t">
                         <a:noAutofit/>
                       </wps:bodyPr>
                     </wps:wsp>
@@ -23781,12 +23666,12 @@
               <wp:anchor distT="80010" distB="80010" distL="80010" distR="80010" simplePos="0" relativeHeight="251674624" behindDoc="0" locked="0" layoutInCell="1" allowOverlap="1">
                 <wp:simplePos x="0" y="0"/>
                 <wp:positionH relativeFrom="column">
-                  <wp:posOffset>3531869</wp:posOffset>
+                  <wp:posOffset>3531868</wp:posOffset>
                 </wp:positionH>
                 <wp:positionV relativeFrom="line">
-                  <wp:posOffset>2912745</wp:posOffset>
+                  <wp:posOffset>2912744</wp:posOffset>
                 </wp:positionV>
-                <wp:extent cx="3394711" cy="225708"/>
+                <wp:extent cx="3394712" cy="225709"/>
                 <wp:effectExtent l="0" t="0" r="0" b="0"/>
                 <wp:wrapSquare wrapText="bothSides" distL="80010" distR="80010" distT="80010" distB="80010"/>
                 <wp:docPr id="1073741843" name="officeArt object" descr="Надпись 2"/>
@@ -23798,7 +23683,7 @@
                       <wps:spPr>
                         <a:xfrm>
                           <a:off x="0" y="0"/>
-                          <a:ext cx="3394711" cy="225708"/>
+                          <a:ext cx="3394712" cy="225709"/>
                         </a:xfrm>
                         <a:prstGeom prst="rect">
                           <a:avLst/>
@@ -23900,7 +23785,7 @@
                           </w:p>
                         </w:txbxContent>
                       </wps:txbx>
-                      <wps:bodyPr wrap="square" lIns="45719" tIns="45719" rIns="45719" bIns="45719" numCol="1" anchor="t">
+                      <wps:bodyPr wrap="square" lIns="45718" tIns="45718" rIns="45718" bIns="45718" numCol="1" anchor="t">
                         <a:noAutofit/>
                       </wps:bodyPr>
                     </wps:wsp>
@@ -24010,7 +23895,6 @@
           </mc:Fallback>
         </mc:AlternateContent>
       </w:r>
-      <w:r/>
     </w:p>
     <w:sectPr>
       <w:headerReference w:type="default" r:id="rId4"/>
@@ -24046,10 +23930,10 @@
         <wp:anchor distT="152400" distB="152400" distL="152400" distR="152400" simplePos="0" relativeHeight="251658240" behindDoc="1" locked="0" layoutInCell="1" allowOverlap="1">
           <wp:simplePos x="0" y="0"/>
           <wp:positionH relativeFrom="page">
-            <wp:posOffset>118427</wp:posOffset>
+            <wp:posOffset>118426</wp:posOffset>
           </wp:positionH>
           <wp:positionV relativeFrom="page">
-            <wp:posOffset>1504315</wp:posOffset>
+            <wp:posOffset>1504314</wp:posOffset>
           </wp:positionV>
           <wp:extent cx="7143750" cy="7143750"/>
           <wp:effectExtent l="0" t="0" r="0" b="0"/>
@@ -24610,6 +24494,9 @@
       <w:shd w:val="nil" w:color="auto" w:fill="auto"/>
       <w:vertAlign w:val="baseline"/>
       <w:lang w:val="ru-RU"/>
+      <w14:textOutline>
+        <w14:noFill/>
+      </w14:textOutline>
       <w14:textFill>
         <w14:solidFill>
           <w14:srgbClr w14:val="000000"/>
@@ -24865,17 +24752,17 @@
         <a:solidFill>
           <a:srgbClr val="FFFFFF"/>
         </a:solidFill>
-        <a:ln w="12700" cap="flat">
+        <a:ln w="25400" cap="flat">
           <a:solidFill>
             <a:schemeClr val="accent1"/>
           </a:solidFill>
           <a:prstDash val="solid"/>
-          <a:miter lim="800000"/>
+          <a:round/>
         </a:ln>
         <a:effectLst/>
         <a:sp3d/>
       </a:spPr>
-      <a:bodyPr rot="0" spcFirstLastPara="1" vertOverflow="overflow" horzOverflow="overflow" vert="horz" wrap="square" lIns="45719" tIns="45719" rIns="45719" bIns="45719" numCol="1" spcCol="38100" rtlCol="0" anchor="ctr" upright="0">
+      <a:bodyPr rot="0" spcFirstLastPara="1" vertOverflow="overflow" horzOverflow="overflow" vert="horz" wrap="square" lIns="45718" tIns="45718" rIns="45718" bIns="45718" numCol="1" spcCol="38100" rtlCol="0" anchor="ctr" upright="0">
         <a:spAutoFit/>
       </a:bodyPr>
       <a:lstStyle>
@@ -24903,10 +24790,10 @@
             </a:solidFill>
             <a:effectLst/>
             <a:uFillTx/>
-            <a:latin typeface="Calibri"/>
-            <a:ea typeface="Calibri"/>
-            <a:cs typeface="Calibri"/>
-            <a:sym typeface="Calibri"/>
+            <a:latin typeface="+mn-lt"/>
+            <a:ea typeface="+mn-ea"/>
+            <a:cs typeface="+mn-cs"/>
+            <a:sym typeface="Helvetica Neue"/>
           </a:defRPr>
         </a:defPPr>
         <a:lvl1pPr marL="0" marR="0" indent="0" algn="l" defTabSz="914400" rtl="0" fontAlgn="auto" latinLnBrk="1" hangingPunct="0">
@@ -25154,12 +25041,12 @@
     <a:lnDef>
       <a:spPr>
         <a:noFill/>
-        <a:ln w="12700" cap="flat">
+        <a:ln w="25400" cap="flat">
           <a:solidFill>
             <a:schemeClr val="accent1"/>
           </a:solidFill>
           <a:prstDash val="solid"/>
-          <a:miter lim="800000"/>
+          <a:round/>
         </a:ln>
         <a:effectLst/>
         <a:sp3d/>
@@ -25446,7 +25333,7 @@
         <a:effectLst/>
         <a:sp3d/>
       </a:spPr>
-      <a:bodyPr rot="0" spcFirstLastPara="1" vertOverflow="overflow" horzOverflow="overflow" vert="horz" wrap="square" lIns="45719" tIns="45719" rIns="45719" bIns="45719" numCol="1" spcCol="38100" rtlCol="0" anchor="t" upright="0">
+      <a:bodyPr rot="0" spcFirstLastPara="1" vertOverflow="overflow" horzOverflow="overflow" vert="horz" wrap="square" lIns="45718" tIns="45718" rIns="45718" bIns="45718" numCol="1" spcCol="38100" rtlCol="0" anchor="t" upright="0">
         <a:spAutoFit/>
       </a:bodyPr>
       <a:lstStyle>
@@ -25474,10 +25361,10 @@
             </a:solidFill>
             <a:effectLst/>
             <a:uFillTx/>
-            <a:latin typeface="Calibri"/>
-            <a:ea typeface="Calibri"/>
-            <a:cs typeface="Calibri"/>
-            <a:sym typeface="Calibri"/>
+            <a:latin typeface="+mn-lt"/>
+            <a:ea typeface="+mn-ea"/>
+            <a:cs typeface="+mn-cs"/>
+            <a:sym typeface="Helvetica Neue"/>
           </a:defRPr>
         </a:defPPr>
         <a:lvl1pPr marL="0" marR="0" indent="0" algn="l" defTabSz="914400" rtl="0" fontAlgn="auto" latinLnBrk="1" hangingPunct="0">

--- a/static/Жилые_Комплексы/ЖК_Бахор/contract_template.docx
+++ b/static/Жилые_Комплексы/ЖК_Бахор/contract_template.docx
@@ -2703,6 +2703,15 @@
           <w:lang w:val="ru-RU"/>
         </w:rPr>
         <w:t>Стоимость</w:t>
+      </w:r>
+      <w:r>
+        <w:rPr>
+          <w:b w:val="1"/>
+          <w:bCs w:val="1"/>
+          <w:rtl w:val="0"/>
+          <w:lang w:val="ru-RU"/>
+        </w:rPr>
+        <w:t>_1</w:t>
       </w:r>
       <w:r>
         <w:rPr>
@@ -16149,7 +16158,7 @@
       <w:tblPr>
         <w:tblW w:w="7006" w:type="dxa"/>
         <w:jc w:val="left"/>
-        <w:tblInd w:w="2338" w:type="dxa"/>
+        <w:tblInd w:w="2446" w:type="dxa"/>
         <w:tblBorders>
           <w:top w:val="single" w:color="ffffff" w:sz="8" w:space="0" w:shadow="0" w:frame="0"/>
           <w:left w:val="single" w:color="ffffff" w:sz="8" w:space="0" w:shadow="0" w:frame="0"/>
@@ -16172,7 +16181,7 @@
           <w:shd w:val="clear" w:color="auto" w:fill="cdd4e9"/>
         </w:tblPrEx>
         <w:trPr>
-          <w:trHeight w:val="231" w:hRule="atLeast"/>
+          <w:trHeight w:val="241" w:hRule="atLeast"/>
         </w:trPr>
         <w:tc>
           <w:tcPr>
@@ -16323,7 +16332,7 @@
           <w:shd w:val="clear" w:color="auto" w:fill="cdd4e9"/>
         </w:tblPrEx>
         <w:trPr>
-          <w:trHeight w:val="231" w:hRule="atLeast"/>
+          <w:trHeight w:val="241" w:hRule="atLeast"/>
         </w:trPr>
         <w:tc>
           <w:tcPr>
@@ -16563,7 +16572,7 @@
           <w:shd w:val="clear" w:color="auto" w:fill="cdd4e9"/>
         </w:tblPrEx>
         <w:trPr>
-          <w:trHeight w:val="231" w:hRule="atLeast"/>
+          <w:trHeight w:val="241" w:hRule="atLeast"/>
         </w:trPr>
         <w:tc>
           <w:tcPr>
@@ -16785,7 +16794,7 @@
           <w:shd w:val="clear" w:color="auto" w:fill="cdd4e9"/>
         </w:tblPrEx>
         <w:trPr>
-          <w:trHeight w:val="231" w:hRule="atLeast"/>
+          <w:trHeight w:val="241" w:hRule="atLeast"/>
         </w:trPr>
         <w:tc>
           <w:tcPr>
@@ -17007,7 +17016,7 @@
           <w:shd w:val="clear" w:color="auto" w:fill="cdd4e9"/>
         </w:tblPrEx>
         <w:trPr>
-          <w:trHeight w:val="231" w:hRule="atLeast"/>
+          <w:trHeight w:val="241" w:hRule="atLeast"/>
         </w:trPr>
         <w:tc>
           <w:tcPr>
@@ -17229,7 +17238,7 @@
           <w:shd w:val="clear" w:color="auto" w:fill="cdd4e9"/>
         </w:tblPrEx>
         <w:trPr>
-          <w:trHeight w:val="231" w:hRule="atLeast"/>
+          <w:trHeight w:val="241" w:hRule="atLeast"/>
         </w:trPr>
         <w:tc>
           <w:tcPr>
@@ -17451,7 +17460,7 @@
           <w:shd w:val="clear" w:color="auto" w:fill="cdd4e9"/>
         </w:tblPrEx>
         <w:trPr>
-          <w:trHeight w:val="231" w:hRule="atLeast"/>
+          <w:trHeight w:val="241" w:hRule="atLeast"/>
         </w:trPr>
         <w:tc>
           <w:tcPr>
@@ -17673,7 +17682,7 @@
           <w:shd w:val="clear" w:color="auto" w:fill="cdd4e9"/>
         </w:tblPrEx>
         <w:trPr>
-          <w:trHeight w:val="231" w:hRule="atLeast"/>
+          <w:trHeight w:val="241" w:hRule="atLeast"/>
         </w:trPr>
         <w:tc>
           <w:tcPr>
@@ -17895,7 +17904,7 @@
           <w:shd w:val="clear" w:color="auto" w:fill="cdd4e9"/>
         </w:tblPrEx>
         <w:trPr>
-          <w:trHeight w:val="231" w:hRule="atLeast"/>
+          <w:trHeight w:val="241" w:hRule="atLeast"/>
         </w:trPr>
         <w:tc>
           <w:tcPr>
@@ -18117,7 +18126,7 @@
           <w:shd w:val="clear" w:color="auto" w:fill="cdd4e9"/>
         </w:tblPrEx>
         <w:trPr>
-          <w:trHeight w:val="231" w:hRule="atLeast"/>
+          <w:trHeight w:val="241" w:hRule="atLeast"/>
         </w:trPr>
         <w:tc>
           <w:tcPr>
@@ -18339,7 +18348,7 @@
           <w:shd w:val="clear" w:color="auto" w:fill="cdd4e9"/>
         </w:tblPrEx>
         <w:trPr>
-          <w:trHeight w:val="231" w:hRule="atLeast"/>
+          <w:trHeight w:val="241" w:hRule="atLeast"/>
         </w:trPr>
         <w:tc>
           <w:tcPr>
@@ -18561,7 +18570,7 @@
           <w:shd w:val="clear" w:color="auto" w:fill="cdd4e9"/>
         </w:tblPrEx>
         <w:trPr>
-          <w:trHeight w:val="231" w:hRule="atLeast"/>
+          <w:trHeight w:val="241" w:hRule="atLeast"/>
         </w:trPr>
         <w:tc>
           <w:tcPr>
@@ -18783,7 +18792,7 @@
           <w:shd w:val="clear" w:color="auto" w:fill="cdd4e9"/>
         </w:tblPrEx>
         <w:trPr>
-          <w:trHeight w:val="231" w:hRule="atLeast"/>
+          <w:trHeight w:val="241" w:hRule="atLeast"/>
         </w:trPr>
         <w:tc>
           <w:tcPr>
@@ -19005,7 +19014,7 @@
           <w:shd w:val="clear" w:color="auto" w:fill="cdd4e9"/>
         </w:tblPrEx>
         <w:trPr>
-          <w:trHeight w:val="231" w:hRule="atLeast"/>
+          <w:trHeight w:val="241" w:hRule="atLeast"/>
         </w:trPr>
         <w:tc>
           <w:tcPr>
@@ -19227,7 +19236,7 @@
           <w:shd w:val="clear" w:color="auto" w:fill="cdd4e9"/>
         </w:tblPrEx>
         <w:trPr>
-          <w:trHeight w:val="231" w:hRule="atLeast"/>
+          <w:trHeight w:val="241" w:hRule="atLeast"/>
         </w:trPr>
         <w:tc>
           <w:tcPr>
@@ -19449,7 +19458,7 @@
           <w:shd w:val="clear" w:color="auto" w:fill="cdd4e9"/>
         </w:tblPrEx>
         <w:trPr>
-          <w:trHeight w:val="231" w:hRule="atLeast"/>
+          <w:trHeight w:val="241" w:hRule="atLeast"/>
         </w:trPr>
         <w:tc>
           <w:tcPr>
@@ -19671,7 +19680,7 @@
           <w:shd w:val="clear" w:color="auto" w:fill="cdd4e9"/>
         </w:tblPrEx>
         <w:trPr>
-          <w:trHeight w:val="231" w:hRule="atLeast"/>
+          <w:trHeight w:val="241" w:hRule="atLeast"/>
         </w:trPr>
         <w:tc>
           <w:tcPr>
@@ -19893,7 +19902,7 @@
           <w:shd w:val="clear" w:color="auto" w:fill="cdd4e9"/>
         </w:tblPrEx>
         <w:trPr>
-          <w:trHeight w:val="231" w:hRule="atLeast"/>
+          <w:trHeight w:val="241" w:hRule="atLeast"/>
         </w:trPr>
         <w:tc>
           <w:tcPr>
@@ -20115,7 +20124,7 @@
           <w:shd w:val="clear" w:color="auto" w:fill="cdd4e9"/>
         </w:tblPrEx>
         <w:trPr>
-          <w:trHeight w:val="231" w:hRule="atLeast"/>
+          <w:trHeight w:val="241" w:hRule="atLeast"/>
         </w:trPr>
         <w:tc>
           <w:tcPr>
@@ -20337,7 +20346,7 @@
           <w:shd w:val="clear" w:color="auto" w:fill="cdd4e9"/>
         </w:tblPrEx>
         <w:trPr>
-          <w:trHeight w:val="231" w:hRule="atLeast"/>
+          <w:trHeight w:val="241" w:hRule="atLeast"/>
         </w:trPr>
         <w:tc>
           <w:tcPr>
@@ -20559,7 +20568,7 @@
           <w:shd w:val="clear" w:color="auto" w:fill="cdd4e9"/>
         </w:tblPrEx>
         <w:trPr>
-          <w:trHeight w:val="231" w:hRule="atLeast"/>
+          <w:trHeight w:val="241" w:hRule="atLeast"/>
         </w:trPr>
         <w:tc>
           <w:tcPr>
@@ -20781,7 +20790,7 @@
           <w:shd w:val="clear" w:color="auto" w:fill="cdd4e9"/>
         </w:tblPrEx>
         <w:trPr>
-          <w:trHeight w:val="231" w:hRule="atLeast"/>
+          <w:trHeight w:val="241" w:hRule="atLeast"/>
         </w:trPr>
         <w:tc>
           <w:tcPr>
@@ -21003,7 +21012,7 @@
           <w:shd w:val="clear" w:color="auto" w:fill="cdd4e9"/>
         </w:tblPrEx>
         <w:trPr>
-          <w:trHeight w:val="231" w:hRule="atLeast"/>
+          <w:trHeight w:val="241" w:hRule="atLeast"/>
         </w:trPr>
         <w:tc>
           <w:tcPr>
@@ -21225,7 +21234,7 @@
           <w:shd w:val="clear" w:color="auto" w:fill="cdd4e9"/>
         </w:tblPrEx>
         <w:trPr>
-          <w:trHeight w:val="231" w:hRule="atLeast"/>
+          <w:trHeight w:val="241" w:hRule="atLeast"/>
         </w:trPr>
         <w:tc>
           <w:tcPr>
@@ -21447,7 +21456,7 @@
           <w:shd w:val="clear" w:color="auto" w:fill="cdd4e9"/>
         </w:tblPrEx>
         <w:trPr>
-          <w:trHeight w:val="231" w:hRule="atLeast"/>
+          <w:trHeight w:val="241" w:hRule="atLeast"/>
         </w:trPr>
         <w:tc>
           <w:tcPr>
@@ -21669,7 +21678,7 @@
           <w:shd w:val="clear" w:color="auto" w:fill="cdd4e9"/>
         </w:tblPrEx>
         <w:trPr>
-          <w:trHeight w:val="231" w:hRule="atLeast"/>
+          <w:trHeight w:val="241" w:hRule="atLeast"/>
         </w:trPr>
         <w:tc>
           <w:tcPr>
@@ -21821,6 +21830,14 @@
         </w:tc>
       </w:tr>
     </w:tbl>
+    <w:p>
+      <w:pPr>
+        <w:pStyle w:val="Normal.0"/>
+        <w:widowControl w:val="0"/>
+        <w:spacing w:line="240" w:lineRule="auto"/>
+        <w:ind w:left="2338" w:hanging="2338"/>
+      </w:pPr>
+    </w:p>
     <w:p>
       <w:pPr>
         <w:pStyle w:val="Normal.0"/>
@@ -23600,7 +23617,7 @@
           </mc:Choice>
           <mc:Fallback>
             <w:pict>
-              <v:shape id="_x0000_s1042" type="#_x0000_t202" style="visibility:visible;position:absolute;margin-left:0.0pt;margin-top:227.9pt;width:244.5pt;height:17.8pt;z-index:251673600;mso-position-horizontal:absolute;mso-position-horizontal-relative:text;mso-position-vertical:absolute;mso-position-vertical-relative:line;mso-wrap-distance-left:6.3pt;mso-wrap-distance-top:6.3pt;mso-wrap-distance-right:6.3pt;mso-wrap-distance-bottom:6.3pt;">
+              <v:shape id="_x0000_s1042" type="#_x0000_t202" style="visibility:visible;position:absolute;margin-left:0.0pt;margin-top:227.8pt;width:244.5pt;height:17.8pt;z-index:251673600;mso-position-horizontal:absolute;mso-position-horizontal-relative:text;mso-position-vertical:absolute;mso-position-vertical-relative:line;mso-wrap-distance-left:6.3pt;mso-wrap-distance-top:6.3pt;mso-wrap-distance-right:6.3pt;mso-wrap-distance-bottom:6.3pt;">
                 <v:fill color="#FFFFFF" opacity="100.0%" type="solid"/>
                 <v:stroke on="f" weight="1.0pt" dashstyle="solid" endcap="flat" miterlimit="400.0%" joinstyle="miter" linestyle="single" startarrow="none" startarrowwidth="medium" startarrowlength="medium" endarrow="none" endarrowwidth="medium" endarrowlength="medium"/>
                 <v:textbox>
@@ -23796,7 +23813,7 @@
           </mc:Choice>
           <mc:Fallback>
             <w:pict>
-              <v:shape id="_x0000_s1043" type="#_x0000_t202" style="visibility:visible;position:absolute;margin-left:278.1pt;margin-top:229.4pt;width:267.3pt;height:17.8pt;z-index:251674624;mso-position-horizontal:absolute;mso-position-horizontal-relative:text;mso-position-vertical:absolute;mso-position-vertical-relative:line;mso-wrap-distance-left:6.3pt;mso-wrap-distance-top:6.3pt;mso-wrap-distance-right:6.3pt;mso-wrap-distance-bottom:6.3pt;">
+              <v:shape id="_x0000_s1043" type="#_x0000_t202" style="visibility:visible;position:absolute;margin-left:278.1pt;margin-top:229.3pt;width:267.3pt;height:17.8pt;z-index:251674624;mso-position-horizontal:absolute;mso-position-horizontal-relative:text;mso-position-vertical:absolute;mso-position-vertical-relative:line;mso-wrap-distance-left:6.3pt;mso-wrap-distance-top:6.3pt;mso-wrap-distance-right:6.3pt;mso-wrap-distance-bottom:6.3pt;">
                 <v:fill on="f"/>
                 <v:stroke on="f" weight="1.0pt" dashstyle="solid" endcap="flat" miterlimit="400.0%" joinstyle="miter" linestyle="single" startarrow="none" startarrowwidth="medium" startarrowlength="medium" endarrow="none" endarrowwidth="medium" endarrowlength="medium"/>
                 <v:textbox>
@@ -24494,8 +24511,9 @@
       <w:shd w:val="nil" w:color="auto" w:fill="auto"/>
       <w:vertAlign w:val="baseline"/>
       <w:lang w:val="ru-RU"/>
-      <w14:textOutline>
+      <w14:textOutline w14:w="12700" w14:cap="flat">
         <w14:noFill/>
+        <w14:miter w14:lim="400000"/>
       </w14:textOutline>
       <w14:textFill>
         <w14:solidFill>

--- a/static/Жилые_Комплексы/ЖК_Бахор/contract_template.docx
+++ b/static/Жилые_Комплексы/ЖК_Бахор/contract_template.docx
@@ -2711,16 +2711,7 @@
           <w:rtl w:val="0"/>
           <w:lang w:val="ru-RU"/>
         </w:rPr>
-        <w:t>_1</w:t>
-      </w:r>
-      <w:r>
-        <w:rPr>
-          <w:b w:val="1"/>
-          <w:bCs w:val="1"/>
-          <w:rtl w:val="0"/>
-          <w:lang w:val="ru-RU"/>
-        </w:rPr>
-        <w:t>}}</w:t>
+        <w:t>_1}}</w:t>
       </w:r>
       <w:r>
         <w:rPr>
@@ -11495,6 +11486,15 @@
           <w:b w:val="1"/>
           <w:bCs w:val="1"/>
           <w:rtl w:val="0"/>
+          <w:lang w:val="en-US"/>
+        </w:rPr>
+        <w:t>_1</w:t>
+      </w:r>
+      <w:r>
+        <w:rPr>
+          <w:b w:val="1"/>
+          <w:bCs w:val="1"/>
+          <w:rtl w:val="0"/>
           <w:lang w:val="ru-RU"/>
         </w:rPr>
         <w:t>}}</w:t>
@@ -16158,7 +16158,7 @@
       <w:tblPr>
         <w:tblW w:w="7006" w:type="dxa"/>
         <w:jc w:val="left"/>
-        <w:tblInd w:w="2446" w:type="dxa"/>
+        <w:tblInd w:w="2554" w:type="dxa"/>
         <w:tblBorders>
           <w:top w:val="single" w:color="ffffff" w:sz="8" w:space="0" w:shadow="0" w:frame="0"/>
           <w:left w:val="single" w:color="ffffff" w:sz="8" w:space="0" w:shadow="0" w:frame="0"/>
@@ -16181,7 +16181,7 @@
           <w:shd w:val="clear" w:color="auto" w:fill="cdd4e9"/>
         </w:tblPrEx>
         <w:trPr>
-          <w:trHeight w:val="241" w:hRule="atLeast"/>
+          <w:trHeight w:val="251" w:hRule="atLeast"/>
         </w:trPr>
         <w:tc>
           <w:tcPr>
@@ -16332,7 +16332,7 @@
           <w:shd w:val="clear" w:color="auto" w:fill="cdd4e9"/>
         </w:tblPrEx>
         <w:trPr>
-          <w:trHeight w:val="241" w:hRule="atLeast"/>
+          <w:trHeight w:val="251" w:hRule="atLeast"/>
         </w:trPr>
         <w:tc>
           <w:tcPr>
@@ -16572,7 +16572,7 @@
           <w:shd w:val="clear" w:color="auto" w:fill="cdd4e9"/>
         </w:tblPrEx>
         <w:trPr>
-          <w:trHeight w:val="241" w:hRule="atLeast"/>
+          <w:trHeight w:val="251" w:hRule="atLeast"/>
         </w:trPr>
         <w:tc>
           <w:tcPr>
@@ -16794,7 +16794,7 @@
           <w:shd w:val="clear" w:color="auto" w:fill="cdd4e9"/>
         </w:tblPrEx>
         <w:trPr>
-          <w:trHeight w:val="241" w:hRule="atLeast"/>
+          <w:trHeight w:val="251" w:hRule="atLeast"/>
         </w:trPr>
         <w:tc>
           <w:tcPr>
@@ -17016,7 +17016,7 @@
           <w:shd w:val="clear" w:color="auto" w:fill="cdd4e9"/>
         </w:tblPrEx>
         <w:trPr>
-          <w:trHeight w:val="241" w:hRule="atLeast"/>
+          <w:trHeight w:val="251" w:hRule="atLeast"/>
         </w:trPr>
         <w:tc>
           <w:tcPr>
@@ -17238,7 +17238,7 @@
           <w:shd w:val="clear" w:color="auto" w:fill="cdd4e9"/>
         </w:tblPrEx>
         <w:trPr>
-          <w:trHeight w:val="241" w:hRule="atLeast"/>
+          <w:trHeight w:val="251" w:hRule="atLeast"/>
         </w:trPr>
         <w:tc>
           <w:tcPr>
@@ -17460,7 +17460,7 @@
           <w:shd w:val="clear" w:color="auto" w:fill="cdd4e9"/>
         </w:tblPrEx>
         <w:trPr>
-          <w:trHeight w:val="241" w:hRule="atLeast"/>
+          <w:trHeight w:val="251" w:hRule="atLeast"/>
         </w:trPr>
         <w:tc>
           <w:tcPr>
@@ -17682,7 +17682,7 @@
           <w:shd w:val="clear" w:color="auto" w:fill="cdd4e9"/>
         </w:tblPrEx>
         <w:trPr>
-          <w:trHeight w:val="241" w:hRule="atLeast"/>
+          <w:trHeight w:val="251" w:hRule="atLeast"/>
         </w:trPr>
         <w:tc>
           <w:tcPr>
@@ -17904,7 +17904,7 @@
           <w:shd w:val="clear" w:color="auto" w:fill="cdd4e9"/>
         </w:tblPrEx>
         <w:trPr>
-          <w:trHeight w:val="241" w:hRule="atLeast"/>
+          <w:trHeight w:val="251" w:hRule="atLeast"/>
         </w:trPr>
         <w:tc>
           <w:tcPr>
@@ -18126,7 +18126,7 @@
           <w:shd w:val="clear" w:color="auto" w:fill="cdd4e9"/>
         </w:tblPrEx>
         <w:trPr>
-          <w:trHeight w:val="241" w:hRule="atLeast"/>
+          <w:trHeight w:val="251" w:hRule="atLeast"/>
         </w:trPr>
         <w:tc>
           <w:tcPr>
@@ -18348,7 +18348,7 @@
           <w:shd w:val="clear" w:color="auto" w:fill="cdd4e9"/>
         </w:tblPrEx>
         <w:trPr>
-          <w:trHeight w:val="241" w:hRule="atLeast"/>
+          <w:trHeight w:val="251" w:hRule="atLeast"/>
         </w:trPr>
         <w:tc>
           <w:tcPr>
@@ -18570,7 +18570,7 @@
           <w:shd w:val="clear" w:color="auto" w:fill="cdd4e9"/>
         </w:tblPrEx>
         <w:trPr>
-          <w:trHeight w:val="241" w:hRule="atLeast"/>
+          <w:trHeight w:val="251" w:hRule="atLeast"/>
         </w:trPr>
         <w:tc>
           <w:tcPr>
@@ -18792,7 +18792,7 @@
           <w:shd w:val="clear" w:color="auto" w:fill="cdd4e9"/>
         </w:tblPrEx>
         <w:trPr>
-          <w:trHeight w:val="241" w:hRule="atLeast"/>
+          <w:trHeight w:val="251" w:hRule="atLeast"/>
         </w:trPr>
         <w:tc>
           <w:tcPr>
@@ -19014,7 +19014,7 @@
           <w:shd w:val="clear" w:color="auto" w:fill="cdd4e9"/>
         </w:tblPrEx>
         <w:trPr>
-          <w:trHeight w:val="241" w:hRule="atLeast"/>
+          <w:trHeight w:val="251" w:hRule="atLeast"/>
         </w:trPr>
         <w:tc>
           <w:tcPr>
@@ -19236,7 +19236,7 @@
           <w:shd w:val="clear" w:color="auto" w:fill="cdd4e9"/>
         </w:tblPrEx>
         <w:trPr>
-          <w:trHeight w:val="241" w:hRule="atLeast"/>
+          <w:trHeight w:val="251" w:hRule="atLeast"/>
         </w:trPr>
         <w:tc>
           <w:tcPr>
@@ -19458,7 +19458,7 @@
           <w:shd w:val="clear" w:color="auto" w:fill="cdd4e9"/>
         </w:tblPrEx>
         <w:trPr>
-          <w:trHeight w:val="241" w:hRule="atLeast"/>
+          <w:trHeight w:val="251" w:hRule="atLeast"/>
         </w:trPr>
         <w:tc>
           <w:tcPr>
@@ -19680,7 +19680,7 @@
           <w:shd w:val="clear" w:color="auto" w:fill="cdd4e9"/>
         </w:tblPrEx>
         <w:trPr>
-          <w:trHeight w:val="241" w:hRule="atLeast"/>
+          <w:trHeight w:val="251" w:hRule="atLeast"/>
         </w:trPr>
         <w:tc>
           <w:tcPr>
@@ -19902,7 +19902,7 @@
           <w:shd w:val="clear" w:color="auto" w:fill="cdd4e9"/>
         </w:tblPrEx>
         <w:trPr>
-          <w:trHeight w:val="241" w:hRule="atLeast"/>
+          <w:trHeight w:val="251" w:hRule="atLeast"/>
         </w:trPr>
         <w:tc>
           <w:tcPr>
@@ -20124,7 +20124,7 @@
           <w:shd w:val="clear" w:color="auto" w:fill="cdd4e9"/>
         </w:tblPrEx>
         <w:trPr>
-          <w:trHeight w:val="241" w:hRule="atLeast"/>
+          <w:trHeight w:val="251" w:hRule="atLeast"/>
         </w:trPr>
         <w:tc>
           <w:tcPr>
@@ -20346,7 +20346,7 @@
           <w:shd w:val="clear" w:color="auto" w:fill="cdd4e9"/>
         </w:tblPrEx>
         <w:trPr>
-          <w:trHeight w:val="241" w:hRule="atLeast"/>
+          <w:trHeight w:val="251" w:hRule="atLeast"/>
         </w:trPr>
         <w:tc>
           <w:tcPr>
@@ -20568,7 +20568,7 @@
           <w:shd w:val="clear" w:color="auto" w:fill="cdd4e9"/>
         </w:tblPrEx>
         <w:trPr>
-          <w:trHeight w:val="241" w:hRule="atLeast"/>
+          <w:trHeight w:val="251" w:hRule="atLeast"/>
         </w:trPr>
         <w:tc>
           <w:tcPr>
@@ -20790,7 +20790,7 @@
           <w:shd w:val="clear" w:color="auto" w:fill="cdd4e9"/>
         </w:tblPrEx>
         <w:trPr>
-          <w:trHeight w:val="241" w:hRule="atLeast"/>
+          <w:trHeight w:val="251" w:hRule="atLeast"/>
         </w:trPr>
         <w:tc>
           <w:tcPr>
@@ -21012,7 +21012,7 @@
           <w:shd w:val="clear" w:color="auto" w:fill="cdd4e9"/>
         </w:tblPrEx>
         <w:trPr>
-          <w:trHeight w:val="241" w:hRule="atLeast"/>
+          <w:trHeight w:val="251" w:hRule="atLeast"/>
         </w:trPr>
         <w:tc>
           <w:tcPr>
@@ -21234,7 +21234,7 @@
           <w:shd w:val="clear" w:color="auto" w:fill="cdd4e9"/>
         </w:tblPrEx>
         <w:trPr>
-          <w:trHeight w:val="241" w:hRule="atLeast"/>
+          <w:trHeight w:val="251" w:hRule="atLeast"/>
         </w:trPr>
         <w:tc>
           <w:tcPr>
@@ -21456,7 +21456,7 @@
           <w:shd w:val="clear" w:color="auto" w:fill="cdd4e9"/>
         </w:tblPrEx>
         <w:trPr>
-          <w:trHeight w:val="241" w:hRule="atLeast"/>
+          <w:trHeight w:val="251" w:hRule="atLeast"/>
         </w:trPr>
         <w:tc>
           <w:tcPr>
@@ -21678,7 +21678,7 @@
           <w:shd w:val="clear" w:color="auto" w:fill="cdd4e9"/>
         </w:tblPrEx>
         <w:trPr>
-          <w:trHeight w:val="241" w:hRule="atLeast"/>
+          <w:trHeight w:val="251" w:hRule="atLeast"/>
         </w:trPr>
         <w:tc>
           <w:tcPr>
@@ -21830,6 +21830,14 @@
         </w:tc>
       </w:tr>
     </w:tbl>
+    <w:p>
+      <w:pPr>
+        <w:pStyle w:val="Normal.0"/>
+        <w:widowControl w:val="0"/>
+        <w:spacing w:line="240" w:lineRule="auto"/>
+        <w:ind w:left="2446" w:hanging="2446"/>
+      </w:pPr>
+    </w:p>
     <w:p>
       <w:pPr>
         <w:pStyle w:val="Normal.0"/>
